--- a/docs/audits/VANTORA-PhaseA-Hygiene-Checklist.docx
+++ b/docs/audits/VANTORA-PhaseA-Hygiene-Checklist.docx
@@ -566,7 +566,7 @@
         <w:tc>
           <w:tcPr>
             <w:tcW w:type="dxa" w:w="1296"/>
-            <w:shd w:val="clear" w:color="auto" w:fill="ECECEC"/>
+            <w:shd w:val="clear" w:color="auto" w:fill="E5F2E9"/>
           </w:tcPr>
           <w:p>
             <w:r/>
@@ -574,7 +574,7 @@
               <w:rPr>
                 <w:sz w:val="16"/>
               </w:rPr>
-              <w:t>☐ Ready</w:t>
+              <w:t>☑ DONE</w:t>
             </w:r>
           </w:p>
         </w:tc>
@@ -606,7 +606,7 @@
               <w:rPr>
                 <w:sz w:val="16"/>
               </w:rPr>
-              <w:t>Add permission aliases (additive)</w:t>
+              <w:t>Permission aliasing — RECLASSIFIED to Phase C</w:t>
             </w:r>
           </w:p>
         </w:tc>
@@ -621,13 +621,43 @@
               <w:rPr>
                 <w:sz w:val="16"/>
               </w:rPr>
-              <w:t>Code</w:t>
+              <w:t>—</w:t>
             </w:r>
           </w:p>
         </w:tc>
         <w:tc>
           <w:tcPr>
             <w:tcW w:type="dxa" w:w="1584"/>
+            <w:shd w:val="clear" w:color="auto" w:fill="F2F4F8"/>
+          </w:tcPr>
+          <w:p>
+            <w:r/>
+            <w:r>
+              <w:rPr>
+                <w:sz w:val="16"/>
+              </w:rPr>
+              <w:t>No (changes access)</w:t>
+            </w:r>
+          </w:p>
+        </w:tc>
+        <w:tc>
+          <w:tcPr>
+            <w:tcW w:type="dxa" w:w="1296"/>
+            <w:shd w:val="clear" w:color="auto" w:fill="F2F4F8"/>
+          </w:tcPr>
+          <w:p>
+            <w:r/>
+            <w:r>
+              <w:rPr>
+                <w:sz w:val="16"/>
+              </w:rPr>
+              <w:t>—</w:t>
+            </w:r>
+          </w:p>
+        </w:tc>
+        <w:tc>
+          <w:tcPr>
+            <w:tcW w:type="dxa" w:w="1008"/>
             <w:shd w:val="clear" w:color="auto" w:fill="F2F4F8"/>
           </w:tcPr>
           <w:p>
@@ -643,7 +673,7 @@
         <w:tc>
           <w:tcPr>
             <w:tcW w:type="dxa" w:w="1296"/>
-            <w:shd w:val="clear" w:color="auto" w:fill="F2F4F8"/>
+            <w:shd w:val="clear" w:color="auto" w:fill="FBF1DD"/>
           </w:tcPr>
           <w:p>
             <w:r/>
@@ -651,37 +681,7 @@
               <w:rPr>
                 <w:sz w:val="16"/>
               </w:rPr>
-              <w:t>Yes</w:t>
-            </w:r>
-          </w:p>
-        </w:tc>
-        <w:tc>
-          <w:tcPr>
-            <w:tcW w:type="dxa" w:w="1008"/>
-            <w:shd w:val="clear" w:color="auto" w:fill="F2F4F8"/>
-          </w:tcPr>
-          <w:p>
-            <w:r/>
-            <w:r>
-              <w:rPr>
-                <w:sz w:val="16"/>
-              </w:rPr>
-              <w:t>No</w:t>
-            </w:r>
-          </w:p>
-        </w:tc>
-        <w:tc>
-          <w:tcPr>
-            <w:tcW w:type="dxa" w:w="1296"/>
-            <w:shd w:val="clear" w:color="auto" w:fill="ECECEC"/>
-          </w:tcPr>
-          <w:p>
-            <w:r/>
-            <w:r>
-              <w:rPr>
-                <w:sz w:val="16"/>
-              </w:rPr>
-              <w:t>☐ Ready</w:t>
+              <w:t>⟶ Phase C</w:t>
             </w:r>
           </w:p>
         </w:tc>
@@ -711,7 +711,7 @@
               <w:rPr>
                 <w:sz w:val="16"/>
               </w:rPr>
-              <w:t>Bind nav + page to same capability flag (Trade Spend 404 fix)</w:t>
+              <w:t>Bind nav + page to same flag (Trade Spend / Coverage 404 fix)</w:t>
             </w:r>
           </w:p>
         </w:tc>
@@ -774,7 +774,7 @@
         <w:tc>
           <w:tcPr>
             <w:tcW w:type="dxa" w:w="1296"/>
-            <w:shd w:val="clear" w:color="auto" w:fill="ECECEC"/>
+            <w:shd w:val="clear" w:color="auto" w:fill="E5F2E9"/>
           </w:tcPr>
           <w:p>
             <w:r/>
@@ -782,7 +782,7 @@
               <w:rPr>
                 <w:sz w:val="16"/>
               </w:rPr>
-              <w:t>☐ Ready</w:t>
+              <w:t>☑ DONE</w:t>
             </w:r>
           </w:p>
         </w:tc>
@@ -814,7 +814,7 @@
               <w:rPr>
                 <w:sz w:val="16"/>
               </w:rPr>
-              <w:t>Document 5 archetypes; curate onboarding picker</w:t>
+              <w:t>Document 5 archetypes (Handbook Appendix A)</w:t>
             </w:r>
           </w:p>
         </w:tc>
@@ -829,7 +829,7 @@
               <w:rPr>
                 <w:sz w:val="16"/>
               </w:rPr>
-              <w:t>Docs/UX copy</w:t>
+              <w:t>Docs</w:t>
             </w:r>
           </w:p>
         </w:tc>
@@ -881,7 +881,7 @@
         <w:tc>
           <w:tcPr>
             <w:tcW w:type="dxa" w:w="1296"/>
-            <w:shd w:val="clear" w:color="auto" w:fill="ECECEC"/>
+            <w:shd w:val="clear" w:color="auto" w:fill="E5F2E9"/>
           </w:tcPr>
           <w:p>
             <w:r/>
@@ -889,7 +889,7 @@
               <w:rPr>
                 <w:sz w:val="16"/>
               </w:rPr>
-              <w:t>☐ Ready</w:t>
+              <w:t>☑ DONE</w:t>
             </w:r>
           </w:p>
         </w:tc>
@@ -919,7 +919,7 @@
               <w:rPr>
                 <w:sz w:val="16"/>
               </w:rPr>
-              <w:t>Split feature-flag kinds in registry/docs</w:t>
+              <w:t>Catalog feature-flag kinds (Handbook Appendix A)</w:t>
             </w:r>
           </w:p>
         </w:tc>
@@ -982,7 +982,7 @@
         <w:tc>
           <w:tcPr>
             <w:tcW w:type="dxa" w:w="1296"/>
-            <w:shd w:val="clear" w:color="auto" w:fill="ECECEC"/>
+            <w:shd w:val="clear" w:color="auto" w:fill="E5F2E9"/>
           </w:tcPr>
           <w:p>
             <w:r/>
@@ -990,7 +990,7 @@
               <w:rPr>
                 <w:sz w:val="16"/>
               </w:rPr>
-              <w:t>☐ Ready</w:t>
+              <w:t>☑ DONE</w:t>
             </w:r>
           </w:p>
         </w:tc>
@@ -1004,7 +1004,7 @@
           <w:color w:val="1A1A1A"/>
           <w:sz w:val="20"/>
         </w:rPr>
-        <w:t>Overall completion: 0 / 5.  Recommended execution order: A4, A5 (doc-only, do anytime) → A3 (closes a real bug, freeze-allowed) → A1, A2 (permission hygiene, additive). None require a tenant migration or a maintenance window.</w:t>
+        <w:t>Overall completion: 4 / 4 executable items DONE (A1, A3, A4, A5).  A2 was reclassified to Phase C after the business-impact review proved permission aliasing is NOT zero-impact (distinct enforced permissions). Tests 1314 passing, build green, zero tenant impact. See the Phase A Completion Report for before/after validation.</w:t>
       </w:r>
     </w:p>
     <w:p>
